--- a/Science Books/QED Course/Lesson 23 Relativistic Probability and Current.docx
+++ b/Science Books/QED Course/Lesson 23 Relativistic Probability and Current.docx
@@ -500,8 +500,52 @@
       </w:pPr>
       <m:oMathPara>
         <m:oMath>
+          <m:d>
+            <m:dPr/>
+            <m:e>
+              <m:sSup>
+                <m:e>
+                  <m:r>
+                    <m:t xml:space="preserve">iγ</m:t>
+                  </m:r>
+                </m:e>
+                <m:sup>
+                  <m:r>
+                    <m:t xml:space="preserve">μ</m:t>
+                  </m:r>
+                </m:sup>
+              </m:sSup>
+              <m:sSub>
+                <m:e>
+                  <m:r>
+                    <m:t xml:space="preserve">∂</m:t>
+                  </m:r>
+                </m:e>
+                <m:sub>
+                  <m:r>
+                    <m:t xml:space="preserve">μ</m:t>
+                  </m:r>
+                </m:sub>
+              </m:sSub>
+              <m:r>
+                <m:t xml:space="preserve">−</m:t>
+              </m:r>
+              <m:r>
+                <m:t xml:space="preserve">m</m:t>
+              </m:r>
+            </m:e>
+          </m:d>
           <m:r>
-            <m:t xml:space="preserve">(iγ^μ∂_μ − m) ψ = 0</m:t>
+            <m:t xml:space="preserve"> </m:t>
+          </m:r>
+          <m:r>
+            <m:t xml:space="preserve">ψ</m:t>
+          </m:r>
+          <m:r>
+            <m:t xml:space="preserve">=</m:t>
+          </m:r>
+          <m:r>
+            <m:t xml:space="preserve">0</m:t>
           </m:r>
         </m:oMath>
       </m:oMathPara>
@@ -519,7 +563,72 @@
       <m:oMathPara>
         <m:oMath>
           <m:r>
-            <m:t xml:space="preserve">−i∂_μψ†(γ^μ)†γ⁰ − mψ†γ⁰ = 0</m:t>
+            <m:t xml:space="preserve">−</m:t>
+          </m:r>
+          <m:sSub>
+            <m:e>
+              <m:r>
+                <m:t xml:space="preserve">i∂</m:t>
+              </m:r>
+            </m:e>
+            <m:sub>
+              <m:r>
+                <m:t xml:space="preserve">μ</m:t>
+              </m:r>
+            </m:sub>
+          </m:sSub>
+          <m:r>
+            <m:t xml:space="preserve">ψ†</m:t>
+          </m:r>
+          <m:d>
+            <m:dPr/>
+            <m:e>
+              <m:sSup>
+                <m:e>
+                  <m:r>
+                    <m:t xml:space="preserve">γ</m:t>
+                  </m:r>
+                </m:e>
+                <m:sup>
+                  <m:r>
+                    <m:t xml:space="preserve">μ</m:t>
+                  </m:r>
+                </m:sup>
+              </m:sSup>
+            </m:e>
+          </m:d>
+          <m:sSup>
+            <m:e>
+              <m:r>
+                <m:t xml:space="preserve">†γ</m:t>
+              </m:r>
+            </m:e>
+            <m:sup>
+              <m:r>
+                <m:t xml:space="preserve">0</m:t>
+              </m:r>
+            </m:sup>
+          </m:sSup>
+          <m:r>
+            <m:t xml:space="preserve">−</m:t>
+          </m:r>
+          <m:sSup>
+            <m:e>
+              <m:r>
+                <m:t xml:space="preserve">mψ†γ</m:t>
+              </m:r>
+            </m:e>
+            <m:sup>
+              <m:r>
+                <m:t xml:space="preserve">0</m:t>
+              </m:r>
+            </m:sup>
+          </m:sSup>
+          <m:r>
+            <m:t xml:space="preserve">=</m:t>
+          </m:r>
+          <m:r>
+            <m:t xml:space="preserve">0</m:t>
           </m:r>
         </m:oMath>
       </m:oMathPara>
@@ -537,7 +646,126 @@
       <m:oMathPara>
         <m:oMath>
           <m:r>
-            <m:t xml:space="preserve">−i∂_μψ†γ⁰γ^μ − mψ†γ⁰ = 0,    that is  −i(∂_μψ̄)γ^μ − mψ̄ = 0</m:t>
+            <m:t xml:space="preserve">−</m:t>
+          </m:r>
+          <m:sSub>
+            <m:e>
+              <m:r>
+                <m:t xml:space="preserve">i∂</m:t>
+              </m:r>
+            </m:e>
+            <m:sub>
+              <m:r>
+                <m:t xml:space="preserve">μ</m:t>
+              </m:r>
+            </m:sub>
+          </m:sSub>
+          <m:sSup>
+            <m:e>
+              <m:r>
+                <m:t xml:space="preserve">ψ†γ</m:t>
+              </m:r>
+            </m:e>
+            <m:sup>
+              <m:r>
+                <m:t xml:space="preserve">0</m:t>
+              </m:r>
+            </m:sup>
+          </m:sSup>
+          <m:sSup>
+            <m:e>
+              <m:r>
+                <m:t xml:space="preserve">γ</m:t>
+              </m:r>
+            </m:e>
+            <m:sup>
+              <m:r>
+                <m:t xml:space="preserve">μ</m:t>
+              </m:r>
+            </m:sup>
+          </m:sSup>
+          <m:r>
+            <m:t xml:space="preserve">−</m:t>
+          </m:r>
+          <m:sSup>
+            <m:e>
+              <m:r>
+                <m:t xml:space="preserve">mψ†γ</m:t>
+              </m:r>
+            </m:e>
+            <m:sup>
+              <m:r>
+                <m:t xml:space="preserve">0</m:t>
+              </m:r>
+            </m:sup>
+          </m:sSup>
+          <m:r>
+            <m:t xml:space="preserve">=</m:t>
+          </m:r>
+          <m:r>
+            <m:t xml:space="preserve">0</m:t>
+          </m:r>
+          <m:r>
+            <m:t xml:space="preserve">,</m:t>
+          </m:r>
+          <m:r>
+            <m:t xml:space="preserve">that</m:t>
+          </m:r>
+          <m:r>
+            <m:t xml:space="preserve"> </m:t>
+          </m:r>
+          <m:r>
+            <m:t xml:space="preserve">is</m:t>
+          </m:r>
+          <m:r>
+            <m:t xml:space="preserve">−</m:t>
+          </m:r>
+          <m:r>
+            <m:t xml:space="preserve">i</m:t>
+          </m:r>
+          <m:d>
+            <m:dPr/>
+            <m:e>
+              <m:sSub>
+                <m:e>
+                  <m:r>
+                    <m:t xml:space="preserve">∂</m:t>
+                  </m:r>
+                </m:e>
+                <m:sub>
+                  <m:r>
+                    <m:t xml:space="preserve">μ</m:t>
+                  </m:r>
+                </m:sub>
+              </m:sSub>
+              <m:r>
+                <m:t xml:space="preserve">ψ̄</m:t>
+              </m:r>
+            </m:e>
+          </m:d>
+          <m:sSup>
+            <m:e>
+              <m:r>
+                <m:t xml:space="preserve">γ</m:t>
+              </m:r>
+            </m:e>
+            <m:sup>
+              <m:r>
+                <m:t xml:space="preserve">μ</m:t>
+              </m:r>
+            </m:sup>
+          </m:sSup>
+          <m:r>
+            <m:t xml:space="preserve">−</m:t>
+          </m:r>
+          <m:r>
+            <m:t xml:space="preserve">mψ̄</m:t>
+          </m:r>
+          <m:r>
+            <m:t xml:space="preserve">=</m:t>
+          </m:r>
+          <m:r>
+            <m:t xml:space="preserve">0</m:t>
           </m:r>
         </m:oMath>
       </m:oMathPara>
@@ -601,8 +829,88 @@
       </w:pPr>
       <m:oMathPara>
         <m:oMath>
+          <m:sSup>
+            <m:e>
+              <m:r>
+                <m:t xml:space="preserve">iψ̄γ</m:t>
+              </m:r>
+            </m:e>
+            <m:sup>
+              <m:r>
+                <m:t xml:space="preserve">μ</m:t>
+              </m:r>
+            </m:sup>
+          </m:sSup>
+          <m:sSub>
+            <m:e>
+              <m:r>
+                <m:t xml:space="preserve">∂</m:t>
+              </m:r>
+            </m:e>
+            <m:sub>
+              <m:r>
+                <m:t xml:space="preserve">μ</m:t>
+              </m:r>
+            </m:sub>
+          </m:sSub>
           <m:r>
-            <m:t xml:space="preserve">iψ̄γ^μ∂_μψ = mψ̄ψ,    −i(∂_μψ̄)γ^μψ = mψ̄ψ</m:t>
+            <m:t xml:space="preserve">ψ</m:t>
+          </m:r>
+          <m:r>
+            <m:t xml:space="preserve">=</m:t>
+          </m:r>
+          <m:r>
+            <m:t xml:space="preserve">mψ̄ψ</m:t>
+          </m:r>
+          <m:r>
+            <m:t xml:space="preserve">,</m:t>
+          </m:r>
+          <m:r>
+            <m:t xml:space="preserve">−</m:t>
+          </m:r>
+          <m:r>
+            <m:t xml:space="preserve">i</m:t>
+          </m:r>
+          <m:d>
+            <m:dPr/>
+            <m:e>
+              <m:sSub>
+                <m:e>
+                  <m:r>
+                    <m:t xml:space="preserve">∂</m:t>
+                  </m:r>
+                </m:e>
+                <m:sub>
+                  <m:r>
+                    <m:t xml:space="preserve">μ</m:t>
+                  </m:r>
+                </m:sub>
+              </m:sSub>
+              <m:r>
+                <m:t xml:space="preserve">ψ̄</m:t>
+              </m:r>
+            </m:e>
+          </m:d>
+          <m:sSup>
+            <m:e>
+              <m:r>
+                <m:t xml:space="preserve">γ</m:t>
+              </m:r>
+            </m:e>
+            <m:sup>
+              <m:r>
+                <m:t xml:space="preserve">μ</m:t>
+              </m:r>
+            </m:sup>
+          </m:sSup>
+          <m:r>
+            <m:t xml:space="preserve">ψ</m:t>
+          </m:r>
+          <m:r>
+            <m:t xml:space="preserve">=</m:t>
+          </m:r>
+          <m:r>
+            <m:t xml:space="preserve">mψ̄ψ</m:t>
           </m:r>
         </m:oMath>
       </m:oMathPara>
@@ -619,8 +927,147 @@
       </w:pPr>
       <m:oMathPara>
         <m:oMath>
+          <m:sSup>
+            <m:e>
+              <m:r>
+                <m:t xml:space="preserve">iψ̄γ</m:t>
+              </m:r>
+            </m:e>
+            <m:sup>
+              <m:r>
+                <m:t xml:space="preserve">μ</m:t>
+              </m:r>
+            </m:sup>
+          </m:sSup>
+          <m:sSub>
+            <m:e>
+              <m:r>
+                <m:t xml:space="preserve">∂</m:t>
+              </m:r>
+            </m:e>
+            <m:sub>
+              <m:r>
+                <m:t xml:space="preserve">μ</m:t>
+              </m:r>
+            </m:sub>
+          </m:sSub>
           <m:r>
-            <m:t xml:space="preserve">iψ̄γ^μ∂_μψ + i(∂_μψ̄)γ^μψ = 0,    that is  i ∂_μ( ψ̄ γ^μ ψ ) = 0</m:t>
+            <m:t xml:space="preserve">ψ</m:t>
+          </m:r>
+          <m:r>
+            <m:t xml:space="preserve">+</m:t>
+          </m:r>
+          <m:r>
+            <m:t xml:space="preserve">i</m:t>
+          </m:r>
+          <m:d>
+            <m:dPr/>
+            <m:e>
+              <m:sSub>
+                <m:e>
+                  <m:r>
+                    <m:t xml:space="preserve">∂</m:t>
+                  </m:r>
+                </m:e>
+                <m:sub>
+                  <m:r>
+                    <m:t xml:space="preserve">μ</m:t>
+                  </m:r>
+                </m:sub>
+              </m:sSub>
+              <m:r>
+                <m:t xml:space="preserve">ψ̄</m:t>
+              </m:r>
+            </m:e>
+          </m:d>
+          <m:sSup>
+            <m:e>
+              <m:r>
+                <m:t xml:space="preserve">γ</m:t>
+              </m:r>
+            </m:e>
+            <m:sup>
+              <m:r>
+                <m:t xml:space="preserve">μ</m:t>
+              </m:r>
+            </m:sup>
+          </m:sSup>
+          <m:r>
+            <m:t xml:space="preserve">ψ</m:t>
+          </m:r>
+          <m:r>
+            <m:t xml:space="preserve">=</m:t>
+          </m:r>
+          <m:r>
+            <m:t xml:space="preserve">0</m:t>
+          </m:r>
+          <m:r>
+            <m:t xml:space="preserve">,</m:t>
+          </m:r>
+          <m:r>
+            <m:t xml:space="preserve">that</m:t>
+          </m:r>
+          <m:r>
+            <m:t xml:space="preserve"> </m:t>
+          </m:r>
+          <m:r>
+            <m:t xml:space="preserve">is</m:t>
+          </m:r>
+          <m:r>
+            <m:t xml:space="preserve"> </m:t>
+          </m:r>
+          <m:r>
+            <m:t xml:space="preserve">i</m:t>
+          </m:r>
+          <m:r>
+            <m:t xml:space="preserve"> </m:t>
+          </m:r>
+          <m:sSub>
+            <m:e>
+              <m:r>
+                <m:t xml:space="preserve">∂</m:t>
+              </m:r>
+            </m:e>
+            <m:sub>
+              <m:r>
+                <m:t xml:space="preserve">μ</m:t>
+              </m:r>
+            </m:sub>
+          </m:sSub>
+          <m:d>
+            <m:dPr/>
+            <m:e>
+              <m:r>
+                <m:t xml:space="preserve">ψ̄</m:t>
+              </m:r>
+              <m:r>
+                <m:t xml:space="preserve"> </m:t>
+              </m:r>
+              <m:sSup>
+                <m:e>
+                  <m:r>
+                    <m:t xml:space="preserve">γ</m:t>
+                  </m:r>
+                </m:e>
+                <m:sup>
+                  <m:r>
+                    <m:t xml:space="preserve">μ</m:t>
+                  </m:r>
+                </m:sup>
+              </m:sSup>
+              <m:r>
+                <m:t xml:space="preserve"> </m:t>
+              </m:r>
+              <m:r>
+                <m:t xml:space="preserve">ψ</m:t>
+              </m:r>
+            </m:e>
+          </m:d>
+          <m:r>
+            <m:t xml:space="preserve">=</m:t>
+          </m:r>
+          <m:r>
+            <m:t xml:space="preserve">0</m:t>
           </m:r>
         </m:oMath>
       </m:oMathPara>
@@ -637,8 +1084,44 @@
       </w:pPr>
       <m:oMathPara>
         <m:oMath>
+          <m:sSup>
+            <m:e>
+              <m:r>
+                <m:t xml:space="preserve">j</m:t>
+              </m:r>
+            </m:e>
+            <m:sup>
+              <m:r>
+                <m:t xml:space="preserve">μ</m:t>
+              </m:r>
+            </m:sup>
+          </m:sSup>
           <m:r>
-            <m:t xml:space="preserve">j^μ = ψ̄ γ^μ ψ</m:t>
+            <m:t xml:space="preserve">=</m:t>
+          </m:r>
+          <m:r>
+            <m:t xml:space="preserve">ψ̄</m:t>
+          </m:r>
+          <m:r>
+            <m:t xml:space="preserve"> </m:t>
+          </m:r>
+          <m:sSup>
+            <m:e>
+              <m:r>
+                <m:t xml:space="preserve">γ</m:t>
+              </m:r>
+            </m:e>
+            <m:sup>
+              <m:r>
+                <m:t xml:space="preserve">μ</m:t>
+              </m:r>
+            </m:sup>
+          </m:sSup>
+          <m:r>
+            <m:t xml:space="preserve"> </m:t>
+          </m:r>
+          <m:r>
+            <m:t xml:space="preserve">ψ</m:t>
           </m:r>
         </m:oMath>
       </m:oMathPara>
@@ -685,7 +1168,76 @@
       <m:oMathPara>
         <m:oMath>
           <m:r>
-            <m:t xml:space="preserve">ρ = j⁰ = ψ̄γ⁰ψ = ψ†γ⁰γ⁰ψ = ψ†ψ</m:t>
+            <m:t xml:space="preserve">ρ</m:t>
+          </m:r>
+          <m:r>
+            <m:t xml:space="preserve">=</m:t>
+          </m:r>
+          <m:sSup>
+            <m:e>
+              <m:r>
+                <m:t xml:space="preserve">j</m:t>
+              </m:r>
+            </m:e>
+            <m:sup>
+              <m:r>
+                <m:t xml:space="preserve">0</m:t>
+              </m:r>
+            </m:sup>
+          </m:sSup>
+          <m:r>
+            <m:t xml:space="preserve">=</m:t>
+          </m:r>
+          <m:sSup>
+            <m:e>
+              <m:r>
+                <m:t xml:space="preserve">ψ̄γ</m:t>
+              </m:r>
+            </m:e>
+            <m:sup>
+              <m:r>
+                <m:t xml:space="preserve">0</m:t>
+              </m:r>
+            </m:sup>
+          </m:sSup>
+          <m:r>
+            <m:t xml:space="preserve">ψ</m:t>
+          </m:r>
+          <m:r>
+            <m:t xml:space="preserve">=</m:t>
+          </m:r>
+          <m:sSup>
+            <m:e>
+              <m:r>
+                <m:t xml:space="preserve">ψ†γ</m:t>
+              </m:r>
+            </m:e>
+            <m:sup>
+              <m:r>
+                <m:t xml:space="preserve">0</m:t>
+              </m:r>
+            </m:sup>
+          </m:sSup>
+          <m:sSup>
+            <m:e>
+              <m:r>
+                <m:t xml:space="preserve">γ</m:t>
+              </m:r>
+            </m:e>
+            <m:sup>
+              <m:r>
+                <m:t xml:space="preserve">0</m:t>
+              </m:r>
+            </m:sup>
+          </m:sSup>
+          <m:r>
+            <m:t xml:space="preserve">ψ</m:t>
+          </m:r>
+          <m:r>
+            <m:t xml:space="preserve">=</m:t>
+          </m:r>
+          <m:r>
+            <m:t xml:space="preserve">ψ†ψ</m:t>
           </m:r>
         </m:oMath>
       </m:oMathPara>
@@ -703,8 +1255,142 @@
       <m:oMathPara>
         <m:oMath>
           <m:r>
-            <m:t xml:space="preserve">ρ = ψ†ψ = |ψ₁|² + |ψ₂|² + |ψ₃|² + |ψ₄|²</m:t>
+            <m:t xml:space="preserve">ρ</m:t>
           </m:r>
+          <m:r>
+            <m:t xml:space="preserve">=</m:t>
+          </m:r>
+          <m:r>
+            <m:t xml:space="preserve">ψ†ψ</m:t>
+          </m:r>
+          <m:r>
+            <m:t xml:space="preserve">=</m:t>
+          </m:r>
+          <m:sSup>
+            <m:e>
+              <m:d>
+                <m:dPr>
+                  <m:begChr m:val="|"/>
+                  <m:endChr m:val="|"/>
+                </m:dPr>
+                <m:e>
+                  <m:sSub>
+                    <m:e>
+                      <m:r>
+                        <m:t xml:space="preserve">ψ</m:t>
+                      </m:r>
+                    </m:e>
+                    <m:sub>
+                      <m:r>
+                        <m:t xml:space="preserve">1</m:t>
+                      </m:r>
+                    </m:sub>
+                  </m:sSub>
+                </m:e>
+              </m:d>
+            </m:e>
+            <m:sup>
+              <m:r>
+                <m:t xml:space="preserve">2</m:t>
+              </m:r>
+            </m:sup>
+          </m:sSup>
+          <m:r>
+            <m:t xml:space="preserve">+</m:t>
+          </m:r>
+          <m:sSup>
+            <m:e>
+              <m:d>
+                <m:dPr>
+                  <m:begChr m:val="|"/>
+                  <m:endChr m:val="|"/>
+                </m:dPr>
+                <m:e>
+                  <m:sSub>
+                    <m:e>
+                      <m:r>
+                        <m:t xml:space="preserve">ψ</m:t>
+                      </m:r>
+                    </m:e>
+                    <m:sub>
+                      <m:r>
+                        <m:t xml:space="preserve">2</m:t>
+                      </m:r>
+                    </m:sub>
+                  </m:sSub>
+                </m:e>
+              </m:d>
+            </m:e>
+            <m:sup>
+              <m:r>
+                <m:t xml:space="preserve">2</m:t>
+              </m:r>
+            </m:sup>
+          </m:sSup>
+          <m:r>
+            <m:t xml:space="preserve">+</m:t>
+          </m:r>
+          <m:sSup>
+            <m:e>
+              <m:d>
+                <m:dPr>
+                  <m:begChr m:val="|"/>
+                  <m:endChr m:val="|"/>
+                </m:dPr>
+                <m:e>
+                  <m:sSub>
+                    <m:e>
+                      <m:r>
+                        <m:t xml:space="preserve">ψ</m:t>
+                      </m:r>
+                    </m:e>
+                    <m:sub>
+                      <m:r>
+                        <m:t xml:space="preserve">3</m:t>
+                      </m:r>
+                    </m:sub>
+                  </m:sSub>
+                </m:e>
+              </m:d>
+            </m:e>
+            <m:sup>
+              <m:r>
+                <m:t xml:space="preserve">2</m:t>
+              </m:r>
+            </m:sup>
+          </m:sSup>
+          <m:r>
+            <m:t xml:space="preserve">+</m:t>
+          </m:r>
+          <m:sSup>
+            <m:e>
+              <m:d>
+                <m:dPr>
+                  <m:begChr m:val="|"/>
+                  <m:endChr m:val="|"/>
+                </m:dPr>
+                <m:e>
+                  <m:sSub>
+                    <m:e>
+                      <m:r>
+                        <m:t xml:space="preserve">ψ</m:t>
+                      </m:r>
+                    </m:e>
+                    <m:sub>
+                      <m:r>
+                        <m:t xml:space="preserve">4</m:t>
+                      </m:r>
+                    </m:sub>
+                  </m:sSub>
+                </m:e>
+              </m:d>
+            </m:e>
+            <m:sup>
+              <m:r>
+                <m:t xml:space="preserve">2</m:t>
+              </m:r>
+            </m:sup>
+          </m:sSup>
         </m:oMath>
       </m:oMathPara>
     </w:p>
@@ -776,9 +1462,73 @@
       </w:pPr>
       <m:oMathPara>
         <m:oMath>
+          <m:sSup>
+            <m:e>
+              <m:r>
+                <m:t xml:space="preserve">j</m:t>
+              </m:r>
+            </m:e>
+            <m:sup>
+              <m:r>
+                <m:t xml:space="preserve">μ</m:t>
+              </m:r>
+            </m:sup>
+          </m:sSup>
           <m:r>
-            <m:t xml:space="preserve">j^μ = ū_s(p)γ^μu_s(p)</m:t>
+            <m:t xml:space="preserve">=</m:t>
           </m:r>
+          <m:sSub>
+            <m:e>
+              <m:r>
+                <m:t xml:space="preserve">ū</m:t>
+              </m:r>
+            </m:e>
+            <m:sub>
+              <m:r>
+                <m:t xml:space="preserve">s</m:t>
+              </m:r>
+            </m:sub>
+          </m:sSub>
+          <m:d>
+            <m:dPr/>
+            <m:e>
+              <m:r>
+                <m:t xml:space="preserve">p</m:t>
+              </m:r>
+            </m:e>
+          </m:d>
+          <m:sSup>
+            <m:e>
+              <m:r>
+                <m:t xml:space="preserve">γ</m:t>
+              </m:r>
+            </m:e>
+            <m:sup>
+              <m:r>
+                <m:t xml:space="preserve">μ</m:t>
+              </m:r>
+            </m:sup>
+          </m:sSup>
+          <m:sSub>
+            <m:e>
+              <m:r>
+                <m:t xml:space="preserve">u</m:t>
+              </m:r>
+            </m:e>
+            <m:sub>
+              <m:r>
+                <m:t xml:space="preserve">s</m:t>
+              </m:r>
+            </m:sub>
+          </m:sSub>
+          <m:d>
+            <m:dPr/>
+            <m:e>
+              <m:r>
+                <m:t xml:space="preserve">p</m:t>
+              </m:r>
+            </m:e>
+          </m:d>
         </m:oMath>
       </m:oMathPara>
     </w:p>
@@ -807,8 +1557,185 @@
       </w:pPr>
       <m:oMathPara>
         <m:oMath>
+          <m:sSup>
+            <m:e>
+              <m:r>
+                <m:t xml:space="preserve">j</m:t>
+              </m:r>
+            </m:e>
+            <m:sup>
+              <m:r>
+                <m:t xml:space="preserve">0</m:t>
+              </m:r>
+            </m:sup>
+          </m:sSup>
           <m:r>
-            <m:t xml:space="preserve">j⁰ = ū_s(p)γ⁰u_s(p) = u_s†(p)u_s(p) = 2E_p,    j = ū_s(p)γu_s(p) = 2p</m:t>
+            <m:t xml:space="preserve">=</m:t>
+          </m:r>
+          <m:sSub>
+            <m:e>
+              <m:r>
+                <m:t xml:space="preserve">ū</m:t>
+              </m:r>
+            </m:e>
+            <m:sub>
+              <m:r>
+                <m:t xml:space="preserve">s</m:t>
+              </m:r>
+            </m:sub>
+          </m:sSub>
+          <m:d>
+            <m:dPr/>
+            <m:e>
+              <m:r>
+                <m:t xml:space="preserve">p</m:t>
+              </m:r>
+            </m:e>
+          </m:d>
+          <m:sSup>
+            <m:e>
+              <m:r>
+                <m:t xml:space="preserve">γ</m:t>
+              </m:r>
+            </m:e>
+            <m:sup>
+              <m:r>
+                <m:t xml:space="preserve">0</m:t>
+              </m:r>
+            </m:sup>
+          </m:sSup>
+          <m:sSub>
+            <m:e>
+              <m:r>
+                <m:t xml:space="preserve">u</m:t>
+              </m:r>
+            </m:e>
+            <m:sub>
+              <m:r>
+                <m:t xml:space="preserve">s</m:t>
+              </m:r>
+            </m:sub>
+          </m:sSub>
+          <m:d>
+            <m:dPr/>
+            <m:e>
+              <m:r>
+                <m:t xml:space="preserve">p</m:t>
+              </m:r>
+            </m:e>
+          </m:d>
+          <m:r>
+            <m:t xml:space="preserve">=</m:t>
+          </m:r>
+          <m:sSub>
+            <m:e>
+              <m:r>
+                <m:t xml:space="preserve">u</m:t>
+              </m:r>
+            </m:e>
+            <m:sub>
+              <m:r>
+                <m:t xml:space="preserve">s†</m:t>
+              </m:r>
+            </m:sub>
+          </m:sSub>
+          <m:d>
+            <m:dPr/>
+            <m:e>
+              <m:r>
+                <m:t xml:space="preserve">p</m:t>
+              </m:r>
+            </m:e>
+          </m:d>
+          <m:sSub>
+            <m:e>
+              <m:r>
+                <m:t xml:space="preserve">u</m:t>
+              </m:r>
+            </m:e>
+            <m:sub>
+              <m:r>
+                <m:t xml:space="preserve">s</m:t>
+              </m:r>
+            </m:sub>
+          </m:sSub>
+          <m:d>
+            <m:dPr/>
+            <m:e>
+              <m:r>
+                <m:t xml:space="preserve">p</m:t>
+              </m:r>
+            </m:e>
+          </m:d>
+          <m:r>
+            <m:t xml:space="preserve">=</m:t>
+          </m:r>
+          <m:sSub>
+            <m:e>
+              <m:r>
+                <m:t xml:space="preserve">2E</m:t>
+              </m:r>
+            </m:e>
+            <m:sub>
+              <m:r>
+                <m:t xml:space="preserve">p</m:t>
+              </m:r>
+            </m:sub>
+          </m:sSub>
+          <m:r>
+            <m:t xml:space="preserve">,</m:t>
+          </m:r>
+          <m:r>
+            <m:t xml:space="preserve">j</m:t>
+          </m:r>
+          <m:r>
+            <m:t xml:space="preserve">=</m:t>
+          </m:r>
+          <m:sSub>
+            <m:e>
+              <m:r>
+                <m:t xml:space="preserve">ū</m:t>
+              </m:r>
+            </m:e>
+            <m:sub>
+              <m:r>
+                <m:t xml:space="preserve">s</m:t>
+              </m:r>
+            </m:sub>
+          </m:sSub>
+          <m:d>
+            <m:dPr/>
+            <m:e>
+              <m:r>
+                <m:t xml:space="preserve">p</m:t>
+              </m:r>
+            </m:e>
+          </m:d>
+          <m:sSub>
+            <m:e>
+              <m:r>
+                <m:t xml:space="preserve">γu</m:t>
+              </m:r>
+            </m:e>
+            <m:sub>
+              <m:r>
+                <m:t xml:space="preserve">s</m:t>
+              </m:r>
+            </m:sub>
+          </m:sSub>
+          <m:d>
+            <m:dPr/>
+            <m:e>
+              <m:r>
+                <m:t xml:space="preserve">p</m:t>
+              </m:r>
+            </m:e>
+          </m:d>
+          <m:r>
+            <m:t xml:space="preserve">=</m:t>
+          </m:r>
+          <m:r>
+            <m:t xml:space="preserve">2p</m:t>
           </m:r>
         </m:oMath>
       </m:oMathPara>
